--- a/32UP Upravlinnja projektamy/5/KNT-122_Onyshchenko_Variant-19_PR5.docx
+++ b/32UP Upravlinnja projektamy/5/KNT-122_Onyshchenko_Variant-19_PR5.docx
@@ -456,54 +456,125 @@
         <w:pStyle w:val="P"/>
       </w:pPr>
       <w:r>
-        <w:t xml:space="preserve">Завдання до роботи </w:t>
-      </w:r>
-      <w:r>
-        <w:t>містить пункти</w:t>
-      </w:r>
-      <w:r>
-        <w:t>:</w:t>
+        <w:t>Завдання до роботи:</w:t>
       </w:r>
     </w:p>
     <w:p>
       <w:pPr>
         <w:pStyle w:val="P"/>
-        <w:numPr>
-          <w:ilvl w:val="0"/>
-          <w:numId w:val="8"/>
-        </w:numPr>
-      </w:pPr>
-      <w:r>
-        <w:t>Оберіть програмний продукт для побудови вайрфреймів.</w:t>
+        <w:rPr>
+          <w:lang w:val="en-US"/>
+        </w:rPr>
+      </w:pPr>
+      <w:r>
+        <w:rPr>
+          <w:lang w:val="en-US"/>
+        </w:rPr>
+        <w:t>1. Створіть команду з 3-5 студентів групи в Trello.</w:t>
       </w:r>
     </w:p>
     <w:p>
       <w:pPr>
         <w:pStyle w:val="P"/>
-        <w:numPr>
-          <w:ilvl w:val="0"/>
-          <w:numId w:val="8"/>
-        </w:numPr>
-      </w:pPr>
-      <w:r>
-        <w:t>Оберіть тему для розробки веб застосунку та підготуйте 4-5 вайрфреймів. Злінкуйте вайрфрейми між собою.</w:t>
+        <w:rPr>
+          <w:lang w:val="en-US"/>
+        </w:rPr>
+      </w:pPr>
+      <w:r>
+        <w:rPr>
+          <w:lang w:val="en-US"/>
+        </w:rPr>
+        <w:t>2. Створіть дошку для розробки програмного продукту.</w:t>
       </w:r>
     </w:p>
     <w:p>
       <w:pPr>
         <w:pStyle w:val="P"/>
-        <w:numPr>
-          <w:ilvl w:val="0"/>
-          <w:numId w:val="8"/>
-        </w:numPr>
-      </w:pPr>
-      <w:r>
-        <w:t>Оберіть тему для розробки мобільного застосунку та підготуйте 4-5 вайрфреймів. Злінкуйте вайрфрейми між собою.</w:t>
+        <w:rPr>
+          <w:lang w:val="en-US"/>
+        </w:rPr>
+      </w:pPr>
+      <w:r>
+        <w:rPr>
+          <w:lang w:val="en-US"/>
+        </w:rPr>
+        <w:t>3. Створіть необхідні списки.</w:t>
       </w:r>
     </w:p>
     <w:p>
       <w:pPr>
         <w:pStyle w:val="P"/>
+        <w:rPr>
+          <w:lang w:val="en-US"/>
+        </w:rPr>
+      </w:pPr>
+      <w:r>
+        <w:rPr>
+          <w:lang w:val="en-US"/>
+        </w:rPr>
+        <w:t>4. Оберіть прикладну область розробки і шляхом обговорення командою визначте щонайменше 10 історій користувача. Для 3-5 історій визначте детальний опис, критерії приймання, а також перелік завдань, які необхідно виконати для реалізації історії. Визначте пріоритети історій та оцініть їхню складність.</w:t>
+      </w:r>
+    </w:p>
+    <w:p>
+      <w:pPr>
+        <w:pStyle w:val="P"/>
+        <w:rPr>
+          <w:lang w:val="en-US"/>
+        </w:rPr>
+      </w:pPr>
+      <w:r>
+        <w:rPr>
+          <w:lang w:val="en-US"/>
+        </w:rPr>
+        <w:t>5. В T</w:t>
+      </w:r>
+      <w:r>
+        <w:rPr>
+          <w:lang w:val="en-US"/>
+        </w:rPr>
+        <w:t>r</w:t>
+      </w:r>
+      <w:r>
+        <w:rPr>
+          <w:lang w:val="en-US"/>
+        </w:rPr>
+        <w:t>ello створіть картки, що містять розроблені історії користувача.</w:t>
+      </w:r>
+    </w:p>
+    <w:p>
+      <w:pPr>
+        <w:pStyle w:val="P"/>
+        <w:rPr>
+          <w:lang w:val="en-US"/>
+        </w:rPr>
+      </w:pPr>
+      <w:r>
+        <w:rPr>
+          <w:lang w:val="en-US"/>
+        </w:rPr>
+        <w:t>6. Продемонструйте принцип командної роботи з системою.</w:t>
+      </w:r>
+    </w:p>
+    <w:p>
+      <w:pPr>
+        <w:pStyle w:val="P"/>
+        <w:rPr>
+          <w:lang w:val="en-US"/>
+        </w:rPr>
+      </w:pPr>
+      <w:r>
+        <w:rPr>
+          <w:lang w:val="en-US"/>
+        </w:rPr>
+        <w:t>7. Підготуйте звіт з лабораторної роботи.</w:t>
+      </w:r>
+    </w:p>
+    <w:p>
+      <w:pPr>
+        <w:pStyle w:val="P"/>
+        <w:rPr>
+          <w:lang w:val="en-US"/>
+        </w:rPr>
       </w:pPr>
     </w:p>
     <w:p>
@@ -1911,6 +1982,7 @@
   <w:style w:type="character" w:default="1" w:styleId="a0">
     <w:name w:val="Default Paragraph Font"/>
     <w:uiPriority w:val="1"/>
+    <w:semiHidden/>
     <w:unhideWhenUsed/>
   </w:style>
   <w:style w:type="table" w:default="1" w:styleId="a1">

--- a/32UP Upravlinnja projektamy/5/KNT-122_Onyshchenko_Variant-19_PR5.docx
+++ b/32UP Upravlinnja projektamy/5/KNT-122_Onyshchenko_Variant-19_PR5.docx
@@ -96,6 +96,9 @@
         <w:ind w:firstLine="0"/>
         <w:contextualSpacing/>
         <w:jc w:val="center"/>
+        <w:rPr>
+          <w:lang w:val="en-US"/>
+        </w:rPr>
       </w:pPr>
     </w:p>
     <w:p>
@@ -558,44 +561,1086 @@
     <w:p>
       <w:pPr>
         <w:pStyle w:val="P"/>
+      </w:pPr>
+      <w:r>
         <w:rPr>
           <w:lang w:val="en-US"/>
         </w:rPr>
-      </w:pPr>
-      <w:r>
+        <w:t>7. Підготуйте звіт з лабораторної роботи.</w:t>
+      </w:r>
+    </w:p>
+    <w:p>
+      <w:pPr>
+        <w:rPr>
+          <w:rFonts w:eastAsiaTheme="majorEastAsia"/>
+          <w:b/>
+          <w:bCs/>
+          <w:caps/>
+          <w:color w:val="000000" w:themeColor="text1"/>
+        </w:rPr>
+      </w:pPr>
+      <w:r>
+        <w:br w:type="page"/>
+      </w:r>
+    </w:p>
+    <w:p>
+      <w:pPr>
+        <w:pStyle w:val="H1"/>
+      </w:pPr>
+      <w:r>
+        <w:lastRenderedPageBreak/>
+        <w:t>Виконання</w:t>
+      </w:r>
+    </w:p>
+    <w:p>
+      <w:pPr>
+        <w:pStyle w:val="H2"/>
+      </w:pPr>
+      <w:r>
+        <w:t>Налаштування</w:t>
+      </w:r>
+    </w:p>
+    <w:p>
+      <w:pPr>
+        <w:pStyle w:val="P"/>
+      </w:pPr>
+    </w:p>
+    <w:p>
+      <w:pPr>
+        <w:pStyle w:val="IMG"/>
         <w:rPr>
           <w:lang w:val="en-US"/>
         </w:rPr>
-        <w:t>7. Підготуйте звіт з лабораторної роботи.</w:t>
+      </w:pPr>
+      <w:r>
+        <w:rPr>
+          <w:lang w:val="en-US"/>
+        </w:rPr>
+        <w:drawing>
+          <wp:inline distT="0" distB="0" distL="0" distR="0" wp14:anchorId="12E7654D" wp14:editId="6600CF94">
+            <wp:extent cx="5731510" cy="6062980"/>
+            <wp:effectExtent l="0" t="0" r="2540" b="0"/>
+            <wp:docPr id="1825946576" name="Рисунок 1" descr="Зображення, що містить текст, знімок екрана, програмне забезпечення, Операційна система&#10;&#10;Вміст, створений ШІ, може бути неправильним."/>
+            <wp:cNvGraphicFramePr>
+              <a:graphicFrameLocks xmlns:a="http://schemas.openxmlformats.org/drawingml/2006/main" noChangeAspect="1"/>
+            </wp:cNvGraphicFramePr>
+            <a:graphic xmlns:a="http://schemas.openxmlformats.org/drawingml/2006/main">
+              <a:graphicData uri="http://schemas.openxmlformats.org/drawingml/2006/picture">
+                <pic:pic xmlns:pic="http://schemas.openxmlformats.org/drawingml/2006/picture">
+                  <pic:nvPicPr>
+                    <pic:cNvPr id="1825946576" name="Рисунок 1" descr="Зображення, що містить текст, знімок екрана, програмне забезпечення, Операційна система&#10;&#10;Вміст, створений ШІ, може бути неправильним."/>
+                    <pic:cNvPicPr/>
+                  </pic:nvPicPr>
+                  <pic:blipFill>
+                    <a:blip r:embed="rId6"/>
+                    <a:stretch>
+                      <a:fillRect/>
+                    </a:stretch>
+                  </pic:blipFill>
+                  <pic:spPr>
+                    <a:xfrm>
+                      <a:off x="0" y="0"/>
+                      <a:ext cx="5731510" cy="6062980"/>
+                    </a:xfrm>
+                    <a:prstGeom prst="rect">
+                      <a:avLst/>
+                    </a:prstGeom>
+                  </pic:spPr>
+                </pic:pic>
+              </a:graphicData>
+            </a:graphic>
+          </wp:inline>
+        </w:drawing>
+      </w:r>
+    </w:p>
+    <w:p>
+      <w:pPr>
+        <w:pStyle w:val="IMG"/>
+        <w:rPr>
+          <w:lang w:val="en-US"/>
+        </w:rPr>
+      </w:pPr>
+      <w:r>
+        <w:t>Рисунок 1.</w:t>
+      </w:r>
+      <w:r>
+        <w:t>1</w:t>
+      </w:r>
+      <w:r>
+        <w:t xml:space="preserve"> – </w:t>
+      </w:r>
+      <w:r>
+        <w:t xml:space="preserve">Сторінка входу до </w:t>
+      </w:r>
+      <w:r>
+        <w:rPr>
+          <w:lang w:val="en-US"/>
+        </w:rPr>
+        <w:t>Trello</w:t>
+      </w:r>
+    </w:p>
+    <w:p>
+      <w:pPr>
+        <w:pStyle w:val="IMG"/>
+        <w:rPr>
+          <w:lang w:val="en-US"/>
+        </w:rPr>
+      </w:pPr>
+    </w:p>
+    <w:p>
+      <w:pPr>
+        <w:pStyle w:val="IMG"/>
+        <w:rPr>
+          <w:lang w:val="en-US"/>
+        </w:rPr>
+      </w:pPr>
+      <w:r>
+        <w:rPr>
+          <w:lang w:val="en-US"/>
+        </w:rPr>
+        <w:lastRenderedPageBreak/>
+        <w:drawing>
+          <wp:inline distT="0" distB="0" distL="0" distR="0" wp14:anchorId="1A998E62" wp14:editId="49B38408">
+            <wp:extent cx="4942474" cy="2139950"/>
+            <wp:effectExtent l="0" t="0" r="0" b="0"/>
+            <wp:docPr id="1424823828" name="Рисунок 1" descr="Зображення, що містить текст, знімок екрана, Шрифт&#10;&#10;Вміст, створений ШІ, може бути неправильним."/>
+            <wp:cNvGraphicFramePr>
+              <a:graphicFrameLocks xmlns:a="http://schemas.openxmlformats.org/drawingml/2006/main" noChangeAspect="1"/>
+            </wp:cNvGraphicFramePr>
+            <a:graphic xmlns:a="http://schemas.openxmlformats.org/drawingml/2006/main">
+              <a:graphicData uri="http://schemas.openxmlformats.org/drawingml/2006/picture">
+                <pic:pic xmlns:pic="http://schemas.openxmlformats.org/drawingml/2006/picture">
+                  <pic:nvPicPr>
+                    <pic:cNvPr id="1424823828" name="Рисунок 1" descr="Зображення, що містить текст, знімок екрана, Шрифт&#10;&#10;Вміст, створений ШІ, може бути неправильним."/>
+                    <pic:cNvPicPr/>
+                  </pic:nvPicPr>
+                  <pic:blipFill>
+                    <a:blip r:embed="rId7"/>
+                    <a:stretch>
+                      <a:fillRect/>
+                    </a:stretch>
+                  </pic:blipFill>
+                  <pic:spPr>
+                    <a:xfrm>
+                      <a:off x="0" y="0"/>
+                      <a:ext cx="4976901" cy="2154856"/>
+                    </a:xfrm>
+                    <a:prstGeom prst="rect">
+                      <a:avLst/>
+                    </a:prstGeom>
+                  </pic:spPr>
+                </pic:pic>
+              </a:graphicData>
+            </a:graphic>
+          </wp:inline>
+        </w:drawing>
+      </w:r>
+    </w:p>
+    <w:p>
+      <w:pPr>
+        <w:pStyle w:val="IMG"/>
+      </w:pPr>
+      <w:r>
+        <w:t>Рисунок 1.</w:t>
+      </w:r>
+      <w:r>
+        <w:t>2</w:t>
+      </w:r>
+      <w:r>
+        <w:t xml:space="preserve"> – Сторінка створення акаунту </w:t>
+      </w:r>
+    </w:p>
+    <w:p>
+      <w:pPr>
+        <w:pStyle w:val="IMG"/>
+      </w:pPr>
+    </w:p>
+    <w:p>
+      <w:pPr>
+        <w:pStyle w:val="IMG"/>
+      </w:pPr>
+      <w:r>
+        <w:drawing>
+          <wp:inline distT="0" distB="0" distL="0" distR="0" wp14:anchorId="2AA34BD1" wp14:editId="1B4AF2AC">
+            <wp:extent cx="5048630" cy="5600700"/>
+            <wp:effectExtent l="0" t="0" r="0" b="0"/>
+            <wp:docPr id="1571902074" name="Рисунок 1" descr="Зображення, що містить текст, знімок екрана, Шрифт, число&#10;&#10;Вміст, створений ШІ, може бути неправильним."/>
+            <wp:cNvGraphicFramePr>
+              <a:graphicFrameLocks xmlns:a="http://schemas.openxmlformats.org/drawingml/2006/main" noChangeAspect="1"/>
+            </wp:cNvGraphicFramePr>
+            <a:graphic xmlns:a="http://schemas.openxmlformats.org/drawingml/2006/main">
+              <a:graphicData uri="http://schemas.openxmlformats.org/drawingml/2006/picture">
+                <pic:pic xmlns:pic="http://schemas.openxmlformats.org/drawingml/2006/picture">
+                  <pic:nvPicPr>
+                    <pic:cNvPr id="1571902074" name="Рисунок 1" descr="Зображення, що містить текст, знімок екрана, Шрифт, число&#10;&#10;Вміст, створений ШІ, може бути неправильним."/>
+                    <pic:cNvPicPr/>
+                  </pic:nvPicPr>
+                  <pic:blipFill>
+                    <a:blip r:embed="rId8"/>
+                    <a:stretch>
+                      <a:fillRect/>
+                    </a:stretch>
+                  </pic:blipFill>
+                  <pic:spPr>
+                    <a:xfrm>
+                      <a:off x="0" y="0"/>
+                      <a:ext cx="5064170" cy="5617939"/>
+                    </a:xfrm>
+                    <a:prstGeom prst="rect">
+                      <a:avLst/>
+                    </a:prstGeom>
+                  </pic:spPr>
+                </pic:pic>
+              </a:graphicData>
+            </a:graphic>
+          </wp:inline>
+        </w:drawing>
+      </w:r>
+    </w:p>
+    <w:p>
+      <w:pPr>
+        <w:pStyle w:val="IMG"/>
+      </w:pPr>
+      <w:r>
+        <w:t>Рисунок 1.</w:t>
+      </w:r>
+      <w:r>
+        <w:t>3</w:t>
+      </w:r>
+      <w:r>
+        <w:t xml:space="preserve"> – Вибір </w:t>
+      </w:r>
+      <w:r>
+        <w:t xml:space="preserve">методу </w:t>
+      </w:r>
+      <w:r>
+        <w:t>використання програми</w:t>
+      </w:r>
+    </w:p>
+    <w:p>
+      <w:pPr>
+        <w:pStyle w:val="IMG"/>
+      </w:pPr>
+    </w:p>
+    <w:p>
+      <w:pPr>
+        <w:pStyle w:val="IMG"/>
+        <w:rPr>
+          <w:lang w:val="en-US"/>
+        </w:rPr>
+      </w:pPr>
+      <w:r>
+        <w:rPr>
+          <w:lang w:val="en-US"/>
+        </w:rPr>
+        <w:drawing>
+          <wp:inline distT="0" distB="0" distL="0" distR="0" wp14:anchorId="3EFB65E1" wp14:editId="2DAF8974">
+            <wp:extent cx="5731510" cy="2741295"/>
+            <wp:effectExtent l="0" t="0" r="2540" b="1905"/>
+            <wp:docPr id="1003124214" name="Рисунок 1" descr="Зображення, що містить текст, знімок екрана, рожевий, дизайн&#10;&#10;Вміст, створений ШІ, може бути неправильним."/>
+            <wp:cNvGraphicFramePr>
+              <a:graphicFrameLocks xmlns:a="http://schemas.openxmlformats.org/drawingml/2006/main" noChangeAspect="1"/>
+            </wp:cNvGraphicFramePr>
+            <a:graphic xmlns:a="http://schemas.openxmlformats.org/drawingml/2006/main">
+              <a:graphicData uri="http://schemas.openxmlformats.org/drawingml/2006/picture">
+                <pic:pic xmlns:pic="http://schemas.openxmlformats.org/drawingml/2006/picture">
+                  <pic:nvPicPr>
+                    <pic:cNvPr id="1003124214" name="Рисунок 1" descr="Зображення, що містить текст, знімок екрана, рожевий, дизайн&#10;&#10;Вміст, створений ШІ, може бути неправильним."/>
+                    <pic:cNvPicPr/>
+                  </pic:nvPicPr>
+                  <pic:blipFill>
+                    <a:blip r:embed="rId9"/>
+                    <a:stretch>
+                      <a:fillRect/>
+                    </a:stretch>
+                  </pic:blipFill>
+                  <pic:spPr>
+                    <a:xfrm>
+                      <a:off x="0" y="0"/>
+                      <a:ext cx="5731510" cy="2741295"/>
+                    </a:xfrm>
+                    <a:prstGeom prst="rect">
+                      <a:avLst/>
+                    </a:prstGeom>
+                  </pic:spPr>
+                </pic:pic>
+              </a:graphicData>
+            </a:graphic>
+          </wp:inline>
+        </w:drawing>
+      </w:r>
+    </w:p>
+    <w:p>
+      <w:pPr>
+        <w:pStyle w:val="IMG"/>
+      </w:pPr>
+      <w:r>
+        <w:t>Рисунок 1.</w:t>
+      </w:r>
+      <w:r>
+        <w:t>4</w:t>
+      </w:r>
+      <w:r>
+        <w:t xml:space="preserve"> – </w:t>
+      </w:r>
+      <w:r>
+        <w:t xml:space="preserve">Вибір назви </w:t>
+      </w:r>
+      <w:r>
+        <w:t>дошки</w:t>
+      </w:r>
+    </w:p>
+    <w:p>
+      <w:pPr>
+        <w:pStyle w:val="IMG"/>
+      </w:pPr>
+    </w:p>
+    <w:p>
+      <w:pPr>
+        <w:pStyle w:val="IMG"/>
+        <w:rPr>
+          <w:lang w:val="en-US"/>
+        </w:rPr>
+      </w:pPr>
+      <w:r>
+        <w:rPr>
+          <w:lang w:val="en-US"/>
+        </w:rPr>
+        <w:drawing>
+          <wp:inline distT="0" distB="0" distL="0" distR="0" wp14:anchorId="792B82E0" wp14:editId="01C20471">
+            <wp:extent cx="5731510" cy="3376295"/>
+            <wp:effectExtent l="0" t="0" r="2540" b="0"/>
+            <wp:docPr id="462715983" name="Рисунок 1" descr="Зображення, що містить текст, знімок екрана&#10;&#10;Вміст, створений ШІ, може бути неправильним."/>
+            <wp:cNvGraphicFramePr>
+              <a:graphicFrameLocks xmlns:a="http://schemas.openxmlformats.org/drawingml/2006/main" noChangeAspect="1"/>
+            </wp:cNvGraphicFramePr>
+            <a:graphic xmlns:a="http://schemas.openxmlformats.org/drawingml/2006/main">
+              <a:graphicData uri="http://schemas.openxmlformats.org/drawingml/2006/picture">
+                <pic:pic xmlns:pic="http://schemas.openxmlformats.org/drawingml/2006/picture">
+                  <pic:nvPicPr>
+                    <pic:cNvPr id="462715983" name="Рисунок 1" descr="Зображення, що містить текст, знімок екрана&#10;&#10;Вміст, створений ШІ, може бути неправильним."/>
+                    <pic:cNvPicPr/>
+                  </pic:nvPicPr>
+                  <pic:blipFill>
+                    <a:blip r:embed="rId10"/>
+                    <a:stretch>
+                      <a:fillRect/>
+                    </a:stretch>
+                  </pic:blipFill>
+                  <pic:spPr>
+                    <a:xfrm>
+                      <a:off x="0" y="0"/>
+                      <a:ext cx="5731510" cy="3376295"/>
+                    </a:xfrm>
+                    <a:prstGeom prst="rect">
+                      <a:avLst/>
+                    </a:prstGeom>
+                  </pic:spPr>
+                </pic:pic>
+              </a:graphicData>
+            </a:graphic>
+          </wp:inline>
+        </w:drawing>
+      </w:r>
+    </w:p>
+    <w:p>
+      <w:pPr>
+        <w:pStyle w:val="IMG"/>
+      </w:pPr>
+      <w:r>
+        <w:t>Рисунок 1.</w:t>
+      </w:r>
+      <w:r>
+        <w:t>5</w:t>
+      </w:r>
+      <w:r>
+        <w:t xml:space="preserve"> –</w:t>
+      </w:r>
+      <w:r>
+        <w:t xml:space="preserve"> Вибір з</w:t>
+      </w:r>
+      <w:r>
+        <w:t>апропонован</w:t>
+      </w:r>
+      <w:r>
+        <w:t>их</w:t>
+      </w:r>
+      <w:r>
+        <w:t xml:space="preserve"> списк</w:t>
+      </w:r>
+      <w:r>
+        <w:t>ів</w:t>
+      </w:r>
+    </w:p>
+    <w:p>
+      <w:pPr>
+        <w:pStyle w:val="IMG"/>
+      </w:pPr>
+    </w:p>
+    <w:p>
+      <w:pPr>
+        <w:pStyle w:val="IMG"/>
+        <w:rPr>
+          <w:lang w:val="en-US"/>
+        </w:rPr>
+      </w:pPr>
+      <w:r>
+        <w:rPr>
+          <w:lang w:val="en-US"/>
+        </w:rPr>
+        <w:lastRenderedPageBreak/>
+        <w:drawing>
+          <wp:inline distT="0" distB="0" distL="0" distR="0" wp14:anchorId="24DB3407" wp14:editId="16FCADCF">
+            <wp:extent cx="5594350" cy="4144629"/>
+            <wp:effectExtent l="0" t="0" r="6350" b="8890"/>
+            <wp:docPr id="119242047" name="Рисунок 1" descr="Зображення, що містить текст, знімок екрана, Шрифт&#10;&#10;Вміст, створений ШІ, може бути неправильним."/>
+            <wp:cNvGraphicFramePr>
+              <a:graphicFrameLocks xmlns:a="http://schemas.openxmlformats.org/drawingml/2006/main" noChangeAspect="1"/>
+            </wp:cNvGraphicFramePr>
+            <a:graphic xmlns:a="http://schemas.openxmlformats.org/drawingml/2006/main">
+              <a:graphicData uri="http://schemas.openxmlformats.org/drawingml/2006/picture">
+                <pic:pic xmlns:pic="http://schemas.openxmlformats.org/drawingml/2006/picture">
+                  <pic:nvPicPr>
+                    <pic:cNvPr id="119242047" name="Рисунок 1" descr="Зображення, що містить текст, знімок екрана, Шрифт&#10;&#10;Вміст, створений ШІ, може бути неправильним."/>
+                    <pic:cNvPicPr/>
+                  </pic:nvPicPr>
+                  <pic:blipFill>
+                    <a:blip r:embed="rId11"/>
+                    <a:stretch>
+                      <a:fillRect/>
+                    </a:stretch>
+                  </pic:blipFill>
+                  <pic:spPr>
+                    <a:xfrm>
+                      <a:off x="0" y="0"/>
+                      <a:ext cx="5598766" cy="4147900"/>
+                    </a:xfrm>
+                    <a:prstGeom prst="rect">
+                      <a:avLst/>
+                    </a:prstGeom>
+                  </pic:spPr>
+                </pic:pic>
+              </a:graphicData>
+            </a:graphic>
+          </wp:inline>
+        </w:drawing>
+      </w:r>
+    </w:p>
+    <w:p>
+      <w:pPr>
+        <w:pStyle w:val="IMG"/>
+        <w:rPr>
+          <w:lang w:val="en-US"/>
+        </w:rPr>
+      </w:pPr>
+      <w:r>
+        <w:t>Рисунок 1.</w:t>
+      </w:r>
+      <w:r>
+        <w:t>6</w:t>
+      </w:r>
+      <w:r>
+        <w:t xml:space="preserve"> – Створення другого акаунту </w:t>
+      </w:r>
+      <w:r>
+        <w:t>Трело</w:t>
+      </w:r>
+    </w:p>
+    <w:p>
+      <w:pPr>
+        <w:pStyle w:val="IMG"/>
+        <w:rPr>
+          <w:lang w:val="en-US"/>
+        </w:rPr>
+      </w:pPr>
+    </w:p>
+    <w:p>
+      <w:pPr>
+        <w:pStyle w:val="IMG"/>
+        <w:rPr>
+          <w:lang w:val="en-US"/>
+        </w:rPr>
+      </w:pPr>
+      <w:r>
+        <w:rPr>
+          <w:lang w:val="en-US"/>
+        </w:rPr>
+        <w:drawing>
+          <wp:inline distT="0" distB="0" distL="0" distR="0" wp14:anchorId="618FED7F" wp14:editId="53934C1E">
+            <wp:extent cx="5600700" cy="3607010"/>
+            <wp:effectExtent l="0" t="0" r="0" b="0"/>
+            <wp:docPr id="884774734" name="Рисунок 1" descr="Зображення, що містить текст, знімок екрана, Шрифт&#10;&#10;Вміст, створений ШІ, може бути неправильним."/>
+            <wp:cNvGraphicFramePr>
+              <a:graphicFrameLocks xmlns:a="http://schemas.openxmlformats.org/drawingml/2006/main" noChangeAspect="1"/>
+            </wp:cNvGraphicFramePr>
+            <a:graphic xmlns:a="http://schemas.openxmlformats.org/drawingml/2006/main">
+              <a:graphicData uri="http://schemas.openxmlformats.org/drawingml/2006/picture">
+                <pic:pic xmlns:pic="http://schemas.openxmlformats.org/drawingml/2006/picture">
+                  <pic:nvPicPr>
+                    <pic:cNvPr id="884774734" name="Рисунок 1" descr="Зображення, що містить текст, знімок екрана, Шрифт&#10;&#10;Вміст, створений ШІ, може бути неправильним."/>
+                    <pic:cNvPicPr/>
+                  </pic:nvPicPr>
+                  <pic:blipFill>
+                    <a:blip r:embed="rId12"/>
+                    <a:stretch>
+                      <a:fillRect/>
+                    </a:stretch>
+                  </pic:blipFill>
+                  <pic:spPr>
+                    <a:xfrm>
+                      <a:off x="0" y="0"/>
+                      <a:ext cx="5603730" cy="3608961"/>
+                    </a:xfrm>
+                    <a:prstGeom prst="rect">
+                      <a:avLst/>
+                    </a:prstGeom>
+                  </pic:spPr>
+                </pic:pic>
+              </a:graphicData>
+            </a:graphic>
+          </wp:inline>
+        </w:drawing>
+      </w:r>
+    </w:p>
+    <w:p>
+      <w:pPr>
+        <w:pStyle w:val="IMG"/>
+      </w:pPr>
+      <w:r>
+        <w:t>Рисунок 1.</w:t>
+      </w:r>
+      <w:r>
+        <w:t>7</w:t>
+      </w:r>
+      <w:r>
+        <w:t xml:space="preserve"> – Створення третього акаунту </w:t>
+      </w:r>
+      <w:r>
+        <w:t>Трело</w:t>
+      </w:r>
+    </w:p>
+    <w:p>
+      <w:pPr>
+        <w:pStyle w:val="IMG"/>
+      </w:pPr>
+    </w:p>
+    <w:p>
+      <w:pPr>
+        <w:pStyle w:val="IMG"/>
+      </w:pPr>
+      <w:r>
+        <w:drawing>
+          <wp:inline distT="0" distB="0" distL="0" distR="0" wp14:anchorId="744AA738" wp14:editId="06FAF6FF">
+            <wp:extent cx="5422900" cy="4313807"/>
+            <wp:effectExtent l="0" t="0" r="6350" b="0"/>
+            <wp:docPr id="1416862465" name="Рисунок 1" descr="Зображення, що містить текст, електроніка, знімок екрана, програмне забезпечення&#10;&#10;Вміст, створений ШІ, може бути неправильним."/>
+            <wp:cNvGraphicFramePr>
+              <a:graphicFrameLocks xmlns:a="http://schemas.openxmlformats.org/drawingml/2006/main" noChangeAspect="1"/>
+            </wp:cNvGraphicFramePr>
+            <a:graphic xmlns:a="http://schemas.openxmlformats.org/drawingml/2006/main">
+              <a:graphicData uri="http://schemas.openxmlformats.org/drawingml/2006/picture">
+                <pic:pic xmlns:pic="http://schemas.openxmlformats.org/drawingml/2006/picture">
+                  <pic:nvPicPr>
+                    <pic:cNvPr id="1416862465" name="Рисунок 1" descr="Зображення, що містить текст, електроніка, знімок екрана, програмне забезпечення&#10;&#10;Вміст, створений ШІ, може бути неправильним."/>
+                    <pic:cNvPicPr/>
+                  </pic:nvPicPr>
+                  <pic:blipFill>
+                    <a:blip r:embed="rId13"/>
+                    <a:stretch>
+                      <a:fillRect/>
+                    </a:stretch>
+                  </pic:blipFill>
+                  <pic:spPr>
+                    <a:xfrm>
+                      <a:off x="0" y="0"/>
+                      <a:ext cx="5428220" cy="4318039"/>
+                    </a:xfrm>
+                    <a:prstGeom prst="rect">
+                      <a:avLst/>
+                    </a:prstGeom>
+                  </pic:spPr>
+                </pic:pic>
+              </a:graphicData>
+            </a:graphic>
+          </wp:inline>
+        </w:drawing>
+      </w:r>
+    </w:p>
+    <w:p>
+      <w:pPr>
+        <w:pStyle w:val="IMG"/>
+      </w:pPr>
+      <w:r>
+        <w:t>Рисунок 1.</w:t>
+      </w:r>
+      <w:r>
+        <w:t>8</w:t>
+      </w:r>
+      <w:r>
+        <w:t xml:space="preserve"> – Доєднання інших акаунтів</w:t>
+      </w:r>
+    </w:p>
+    <w:p>
+      <w:pPr>
+        <w:pStyle w:val="IMG"/>
+      </w:pPr>
+    </w:p>
+    <w:p>
+      <w:pPr>
+        <w:pStyle w:val="IMG"/>
+      </w:pPr>
+    </w:p>
+    <w:p>
+      <w:pPr>
+        <w:pStyle w:val="IMG"/>
+      </w:pPr>
+      <w:r>
+        <w:drawing>
+          <wp:inline distT="0" distB="0" distL="0" distR="0" wp14:anchorId="6661590D" wp14:editId="276CC1C7">
+            <wp:extent cx="5370957" cy="2743200"/>
+            <wp:effectExtent l="0" t="0" r="1270" b="0"/>
+            <wp:docPr id="1031945422" name="Рисунок 1" descr="Зображення, що містить текст, знімок екрана, програмне забезпечення, Операційна система&#10;&#10;Вміст, створений ШІ, може бути неправильним."/>
+            <wp:cNvGraphicFramePr>
+              <a:graphicFrameLocks xmlns:a="http://schemas.openxmlformats.org/drawingml/2006/main" noChangeAspect="1"/>
+            </wp:cNvGraphicFramePr>
+            <a:graphic xmlns:a="http://schemas.openxmlformats.org/drawingml/2006/main">
+              <a:graphicData uri="http://schemas.openxmlformats.org/drawingml/2006/picture">
+                <pic:pic xmlns:pic="http://schemas.openxmlformats.org/drawingml/2006/picture">
+                  <pic:nvPicPr>
+                    <pic:cNvPr id="1031945422" name="Рисунок 1" descr="Зображення, що містить текст, знімок екрана, програмне забезпечення, Операційна система&#10;&#10;Вміст, створений ШІ, може бути неправильним."/>
+                    <pic:cNvPicPr/>
+                  </pic:nvPicPr>
+                  <pic:blipFill rotWithShape="1">
+                    <a:blip r:embed="rId14"/>
+                    <a:srcRect b="44053"/>
+                    <a:stretch/>
+                  </pic:blipFill>
+                  <pic:spPr bwMode="auto">
+                    <a:xfrm>
+                      <a:off x="0" y="0"/>
+                      <a:ext cx="5432586" cy="2774677"/>
+                    </a:xfrm>
+                    <a:prstGeom prst="rect">
+                      <a:avLst/>
+                    </a:prstGeom>
+                    <a:ln>
+                      <a:noFill/>
+                    </a:ln>
+                    <a:extLst>
+                      <a:ext uri="{53640926-AAD7-44D8-BBD7-CCE9431645EC}">
+                        <a14:shadowObscured xmlns:a14="http://schemas.microsoft.com/office/drawing/2010/main"/>
+                      </a:ext>
+                    </a:extLst>
+                  </pic:spPr>
+                </pic:pic>
+              </a:graphicData>
+            </a:graphic>
+          </wp:inline>
+        </w:drawing>
+      </w:r>
+    </w:p>
+    <w:p>
+      <w:pPr>
+        <w:pStyle w:val="IMG"/>
+      </w:pPr>
+      <w:r>
+        <w:t>Рисунок 1.</w:t>
+      </w:r>
+      <w:r>
+        <w:t>9</w:t>
+      </w:r>
+      <w:r>
+        <w:t xml:space="preserve"> – Сповіщення про додавання до дошки на другому акаунті</w:t>
+      </w:r>
+    </w:p>
+    <w:p>
+      <w:pPr>
+        <w:pStyle w:val="IMG"/>
+      </w:pPr>
+    </w:p>
+    <w:p>
+      <w:pPr>
+        <w:pStyle w:val="IMG"/>
+      </w:pPr>
+    </w:p>
+    <w:p>
+      <w:pPr>
+        <w:pStyle w:val="IMG"/>
+      </w:pPr>
+      <w:r>
+        <w:drawing>
+          <wp:inline distT="0" distB="0" distL="0" distR="0" wp14:anchorId="3C00D33A" wp14:editId="7E91CC7F">
+            <wp:extent cx="5581650" cy="5713730"/>
+            <wp:effectExtent l="0" t="0" r="0" b="1270"/>
+            <wp:docPr id="1803788444" name="Рисунок 1" descr="Зображення, що містить текст, знімок екрана, програмне забезпечення, число&#10;&#10;Вміст, створений ШІ, може бути неправильним."/>
+            <wp:cNvGraphicFramePr>
+              <a:graphicFrameLocks xmlns:a="http://schemas.openxmlformats.org/drawingml/2006/main" noChangeAspect="1"/>
+            </wp:cNvGraphicFramePr>
+            <a:graphic xmlns:a="http://schemas.openxmlformats.org/drawingml/2006/main">
+              <a:graphicData uri="http://schemas.openxmlformats.org/drawingml/2006/picture">
+                <pic:pic xmlns:pic="http://schemas.openxmlformats.org/drawingml/2006/picture">
+                  <pic:nvPicPr>
+                    <pic:cNvPr id="1803788444" name="Рисунок 1" descr="Зображення, що містить текст, знімок екрана, програмне забезпечення, число&#10;&#10;Вміст, створений ШІ, може бути неправильним."/>
+                    <pic:cNvPicPr/>
+                  </pic:nvPicPr>
+                  <pic:blipFill rotWithShape="1">
+                    <a:blip r:embed="rId15"/>
+                    <a:srcRect l="1662" t="1316" r="953"/>
+                    <a:stretch/>
+                  </pic:blipFill>
+                  <pic:spPr bwMode="auto">
+                    <a:xfrm>
+                      <a:off x="0" y="0"/>
+                      <a:ext cx="5581650" cy="5713730"/>
+                    </a:xfrm>
+                    <a:prstGeom prst="rect">
+                      <a:avLst/>
+                    </a:prstGeom>
+                    <a:ln>
+                      <a:noFill/>
+                    </a:ln>
+                    <a:extLst>
+                      <a:ext uri="{53640926-AAD7-44D8-BBD7-CCE9431645EC}">
+                        <a14:shadowObscured xmlns:a14="http://schemas.microsoft.com/office/drawing/2010/main"/>
+                      </a:ext>
+                    </a:extLst>
+                  </pic:spPr>
+                </pic:pic>
+              </a:graphicData>
+            </a:graphic>
+          </wp:inline>
+        </w:drawing>
+      </w:r>
+    </w:p>
+    <w:p>
+      <w:pPr>
+        <w:pStyle w:val="IMG"/>
+      </w:pPr>
+      <w:r>
+        <w:t>Рисунок 1.</w:t>
+      </w:r>
+      <w:r>
+        <w:t>10</w:t>
+      </w:r>
+      <w:r>
+        <w:t xml:space="preserve"> – Шаблон історії користувача</w:t>
+      </w:r>
+    </w:p>
+    <w:p>
+      <w:pPr>
+        <w:pStyle w:val="IMG"/>
+      </w:pPr>
+    </w:p>
+    <w:p>
+      <w:pPr>
+        <w:pStyle w:val="IMG"/>
+      </w:pPr>
+      <w:r>
+        <w:lastRenderedPageBreak/>
+        <w:drawing>
+          <wp:inline distT="0" distB="0" distL="0" distR="0" wp14:anchorId="0BFD69E7" wp14:editId="06C590D5">
+            <wp:extent cx="5731510" cy="5424805"/>
+            <wp:effectExtent l="0" t="0" r="2540" b="4445"/>
+            <wp:docPr id="1720260643" name="Рисунок 1" descr="Зображення, що містить текст, зелений, знімок екрана, рослина&#10;&#10;Вміст, створений ШІ, може бути неправильним."/>
+            <wp:cNvGraphicFramePr>
+              <a:graphicFrameLocks xmlns:a="http://schemas.openxmlformats.org/drawingml/2006/main" noChangeAspect="1"/>
+            </wp:cNvGraphicFramePr>
+            <a:graphic xmlns:a="http://schemas.openxmlformats.org/drawingml/2006/main">
+              <a:graphicData uri="http://schemas.openxmlformats.org/drawingml/2006/picture">
+                <pic:pic xmlns:pic="http://schemas.openxmlformats.org/drawingml/2006/picture">
+                  <pic:nvPicPr>
+                    <pic:cNvPr id="1720260643" name="Рисунок 1" descr="Зображення, що містить текст, зелений, знімок екрана, рослина&#10;&#10;Вміст, створений ШІ, може бути неправильним."/>
+                    <pic:cNvPicPr/>
+                  </pic:nvPicPr>
+                  <pic:blipFill>
+                    <a:blip r:embed="rId16"/>
+                    <a:stretch>
+                      <a:fillRect/>
+                    </a:stretch>
+                  </pic:blipFill>
+                  <pic:spPr>
+                    <a:xfrm>
+                      <a:off x="0" y="0"/>
+                      <a:ext cx="5731510" cy="5424805"/>
+                    </a:xfrm>
+                    <a:prstGeom prst="rect">
+                      <a:avLst/>
+                    </a:prstGeom>
+                  </pic:spPr>
+                </pic:pic>
+              </a:graphicData>
+            </a:graphic>
+          </wp:inline>
+        </w:drawing>
+      </w:r>
+    </w:p>
+    <w:p>
+      <w:pPr>
+        <w:pStyle w:val="IMG"/>
+      </w:pPr>
+      <w:r>
+        <w:t>Рисунок 1.</w:t>
+      </w:r>
+      <w:r>
+        <w:t>11</w:t>
+      </w:r>
+      <w:r>
+        <w:t xml:space="preserve"> – Вигляд налаштованої дошки</w:t>
       </w:r>
     </w:p>
     <w:p>
       <w:pPr>
         <w:pStyle w:val="P"/>
+      </w:pPr>
+    </w:p>
+    <w:p>
+      <w:pPr>
+        <w:pStyle w:val="P"/>
+      </w:pPr>
+      <w:r>
+        <w:t>Для програми «Читач Біблії» можна мати такі ролі:</w:t>
+      </w:r>
+    </w:p>
+    <w:p>
+      <w:pPr>
+        <w:pStyle w:val="P"/>
+      </w:pPr>
+    </w:p>
+    <w:p>
+      <w:pPr>
+        <w:pStyle w:val="P"/>
+        <w:numPr>
+          <w:ilvl w:val="0"/>
+          <w:numId w:val="11"/>
+        </w:numPr>
+      </w:pPr>
+      <w:r>
+        <w:rPr>
+          <w:b/>
+          <w:bCs/>
+        </w:rPr>
+        <w:t>Користувач</w:t>
+      </w:r>
+      <w:r>
+        <w:t>: авторизована особа зі змогою зберігати закладки, додавати виділення та нотатки;</w:t>
+      </w:r>
+    </w:p>
+    <w:p>
+      <w:pPr>
+        <w:pStyle w:val="P"/>
+        <w:numPr>
+          <w:ilvl w:val="0"/>
+          <w:numId w:val="11"/>
+        </w:numPr>
+      </w:pPr>
+      <w:r>
+        <w:rPr>
+          <w:b/>
+          <w:bCs/>
+        </w:rPr>
+        <w:t>Гість</w:t>
+      </w:r>
+      <w:r>
+        <w:t>: неавторизована особа без можливостей користувача;</w:t>
+      </w:r>
+    </w:p>
+    <w:p>
+      <w:pPr>
+        <w:pStyle w:val="P"/>
+        <w:numPr>
+          <w:ilvl w:val="0"/>
+          <w:numId w:val="11"/>
+        </w:numPr>
+      </w:pPr>
+      <w:r>
+        <w:rPr>
+          <w:b/>
+          <w:bCs/>
+        </w:rPr>
+        <w:t>Адміністратор</w:t>
+      </w:r>
+      <w:r>
+        <w:t>: особа, яка управляє додаванням нових перекладів, вирішення безпекових питань.</w:t>
+      </w:r>
+    </w:p>
+    <w:p>
+      <w:pPr>
+        <w:pStyle w:val="P"/>
+      </w:pPr>
+    </w:p>
+    <w:p>
+      <w:pPr>
+        <w:pStyle w:val="H2"/>
+      </w:pPr>
+      <w:r>
+        <w:lastRenderedPageBreak/>
+        <w:t xml:space="preserve">Картки </w:t>
+      </w:r>
+    </w:p>
+    <w:p>
+      <w:pPr>
+        <w:pStyle w:val="P"/>
+      </w:pPr>
+    </w:p>
+    <w:p>
+      <w:pPr>
+        <w:pStyle w:val="P"/>
+      </w:pPr>
+      <w:r>
+        <w:t>Для програми можна додати такі картки:</w:t>
+      </w:r>
+    </w:p>
+    <w:p>
+      <w:pPr>
+        <w:pStyle w:val="P"/>
+      </w:pPr>
+    </w:p>
+    <w:p>
+      <w:pPr>
+        <w:pStyle w:val="P"/>
+        <w:numPr>
+          <w:ilvl w:val="0"/>
+          <w:numId w:val="12"/>
+        </w:numPr>
+      </w:pPr>
+      <w:r>
+        <w:t>Як гість, я хочу бачити Біблійний розділ при вході до застосунку, щоб читати Писання без відволікань;</w:t>
+      </w:r>
+    </w:p>
+    <w:p>
+      <w:pPr>
+        <w:pStyle w:val="P"/>
+        <w:numPr>
+          <w:ilvl w:val="0"/>
+          <w:numId w:val="12"/>
+        </w:numPr>
+      </w:pPr>
+      <w:r>
+        <w:t>Як гість, я хочу змінювати вигляд тексту (перемикати номера віршів, розділів, Червоний Текст, заголовки, виноски, перехресні посилання</w:t>
+      </w:r>
+      <w:r>
+        <w:t>, вирівнювання тексту по ширині, розташування вірша за віршем</w:t>
+      </w:r>
+      <w:r>
+        <w:t xml:space="preserve"> чи параграфом</w:t>
+      </w:r>
+      <w:r>
+        <w:t>), щоб Письмо легше читалося в різні ситуації;</w:t>
+      </w:r>
+    </w:p>
+    <w:p>
+      <w:pPr>
+        <w:pStyle w:val="P"/>
+        <w:numPr>
+          <w:ilvl w:val="0"/>
+          <w:numId w:val="12"/>
+        </w:numPr>
+      </w:pPr>
+      <w:r>
+        <w:t>Як гість, я хочу дивитися зноски і перехресні посилання вірша при натисканні на ньому, щоб краще розуміти Уривок;</w:t>
+      </w:r>
+    </w:p>
+    <w:p>
+      <w:pPr>
+        <w:pStyle w:val="P"/>
+        <w:numPr>
+          <w:ilvl w:val="0"/>
+          <w:numId w:val="12"/>
+        </w:numPr>
+      </w:pPr>
+      <w:r>
+        <w:t>Як гість, я хочу перемикатися між перекладами, щоб читати Біблію в найбільш звичному перекладі;</w:t>
+      </w:r>
+    </w:p>
+    <w:p>
+      <w:pPr>
+        <w:pStyle w:val="P"/>
+        <w:numPr>
+          <w:ilvl w:val="0"/>
+          <w:numId w:val="12"/>
+        </w:numPr>
+      </w:pPr>
+      <w:r>
+        <w:t>Як гість, я хочу бачити історію перегляду, щоб швидше повернутися до раніше прочитаних Уривків;</w:t>
+      </w:r>
+    </w:p>
+    <w:p>
+      <w:pPr>
+        <w:pStyle w:val="P"/>
+        <w:numPr>
+          <w:ilvl w:val="0"/>
+          <w:numId w:val="12"/>
+        </w:numPr>
+      </w:pPr>
+      <w:r>
+        <w:t xml:space="preserve">Як користувач, я хочу </w:t>
+      </w:r>
+      <w:r>
+        <w:t>кольорово виділяти Уривки, щоб робити візуальні закладки на різні теми;</w:t>
+      </w:r>
+    </w:p>
+    <w:p>
+      <w:pPr>
+        <w:pStyle w:val="P"/>
+        <w:numPr>
+          <w:ilvl w:val="0"/>
+          <w:numId w:val="12"/>
+        </w:numPr>
+      </w:pPr>
+      <w:r>
+        <w:t>Як користувач, я хочу додавати закладки до віршів, щоб могти знаходити улюблені Уривки швидше;</w:t>
+      </w:r>
+    </w:p>
+    <w:p>
+      <w:pPr>
+        <w:pStyle w:val="P"/>
+        <w:numPr>
+          <w:ilvl w:val="0"/>
+          <w:numId w:val="12"/>
+        </w:numPr>
+      </w:pPr>
+      <w:r>
+        <w:t>Як користувач, я хочу виходити з акаунту, щоб змінювати налаштування застосунку під різні ситуації.</w:t>
+      </w:r>
+    </w:p>
+    <w:p>
+      <w:pPr>
+        <w:pStyle w:val="P"/>
+        <w:numPr>
+          <w:ilvl w:val="0"/>
+          <w:numId w:val="12"/>
+        </w:numPr>
+      </w:pPr>
+      <w:r>
+        <w:t>Як адміністратор, я хочу мати окрему сторінку з запитами від користувачів, щоб переглядати їх і краще розуміти бажання людей;</w:t>
+      </w:r>
+    </w:p>
+    <w:p>
+      <w:pPr>
+        <w:pStyle w:val="P"/>
+        <w:numPr>
+          <w:ilvl w:val="0"/>
+          <w:numId w:val="12"/>
+        </w:numPr>
+      </w:pPr>
+      <w:r>
+        <w:t>Як адміністратор, я хочу додавати нові переклади Біблії, щоб програмою могли користуватися більше людей;</w:t>
+      </w:r>
+    </w:p>
+    <w:p>
+      <w:pPr>
+        <w:pStyle w:val="P"/>
+      </w:pPr>
+    </w:p>
+    <w:p>
+      <w:pPr>
+        <w:pStyle w:val="H1"/>
         <w:rPr>
           <w:lang w:val="en-US"/>
         </w:rPr>
       </w:pPr>
-    </w:p>
-    <w:p>
-      <w:pPr>
-        <w:pStyle w:val="H1"/>
-        <w:rPr>
-          <w:lang w:val="en-US"/>
-        </w:rPr>
-      </w:pPr>
-      <w:r>
-        <w:t>Виконання</w:t>
-      </w:r>
-    </w:p>
-    <w:p>
-      <w:pPr>
-        <w:pStyle w:val="H1"/>
-        <w:rPr>
-          <w:lang w:val="en-US"/>
-        </w:rPr>
-      </w:pPr>
-      <w:r>
+      <w:r>
+        <w:lastRenderedPageBreak/>
         <w:t>Питання</w:t>
       </w:r>
     </w:p>
@@ -991,6 +2036,209 @@
     </w:lvl>
   </w:abstractNum>
   <w:abstractNum w:abstractNumId="4" w15:restartNumberingAfterBreak="0">
+    <w:nsid w:val="39EF325B"/>
+    <w:multiLevelType w:val="hybridMultilevel"/>
+    <w:tmpl w:val="E03E57F0"/>
+    <w:lvl w:ilvl="0" w:tplc="F188B70A">
+      <w:start w:val="1"/>
+      <w:numFmt w:val="decimal"/>
+      <w:lvlText w:val="%1."/>
+      <w:lvlJc w:val="left"/>
+      <w:pPr>
+        <w:ind w:left="1211" w:hanging="360"/>
+      </w:pPr>
+      <w:rPr>
+        <w:rFonts w:hint="default"/>
+        <w:b/>
+        <w:bCs/>
+      </w:rPr>
+    </w:lvl>
+    <w:lvl w:ilvl="1" w:tplc="04220019" w:tentative="1">
+      <w:start w:val="1"/>
+      <w:numFmt w:val="lowerLetter"/>
+      <w:lvlText w:val="%2."/>
+      <w:lvlJc w:val="left"/>
+      <w:pPr>
+        <w:ind w:left="1931" w:hanging="360"/>
+      </w:pPr>
+    </w:lvl>
+    <w:lvl w:ilvl="2" w:tplc="0422001B" w:tentative="1">
+      <w:start w:val="1"/>
+      <w:numFmt w:val="lowerRoman"/>
+      <w:lvlText w:val="%3."/>
+      <w:lvlJc w:val="right"/>
+      <w:pPr>
+        <w:ind w:left="2651" w:hanging="180"/>
+      </w:pPr>
+    </w:lvl>
+    <w:lvl w:ilvl="3" w:tplc="0422000F" w:tentative="1">
+      <w:start w:val="1"/>
+      <w:numFmt w:val="decimal"/>
+      <w:lvlText w:val="%4."/>
+      <w:lvlJc w:val="left"/>
+      <w:pPr>
+        <w:ind w:left="3371" w:hanging="360"/>
+      </w:pPr>
+    </w:lvl>
+    <w:lvl w:ilvl="4" w:tplc="04220019" w:tentative="1">
+      <w:start w:val="1"/>
+      <w:numFmt w:val="lowerLetter"/>
+      <w:lvlText w:val="%5."/>
+      <w:lvlJc w:val="left"/>
+      <w:pPr>
+        <w:ind w:left="4091" w:hanging="360"/>
+      </w:pPr>
+    </w:lvl>
+    <w:lvl w:ilvl="5" w:tplc="0422001B" w:tentative="1">
+      <w:start w:val="1"/>
+      <w:numFmt w:val="lowerRoman"/>
+      <w:lvlText w:val="%6."/>
+      <w:lvlJc w:val="right"/>
+      <w:pPr>
+        <w:ind w:left="4811" w:hanging="180"/>
+      </w:pPr>
+    </w:lvl>
+    <w:lvl w:ilvl="6" w:tplc="0422000F" w:tentative="1">
+      <w:start w:val="1"/>
+      <w:numFmt w:val="decimal"/>
+      <w:lvlText w:val="%7."/>
+      <w:lvlJc w:val="left"/>
+      <w:pPr>
+        <w:ind w:left="5531" w:hanging="360"/>
+      </w:pPr>
+    </w:lvl>
+    <w:lvl w:ilvl="7" w:tplc="04220019" w:tentative="1">
+      <w:start w:val="1"/>
+      <w:numFmt w:val="lowerLetter"/>
+      <w:lvlText w:val="%8."/>
+      <w:lvlJc w:val="left"/>
+      <w:pPr>
+        <w:ind w:left="6251" w:hanging="360"/>
+      </w:pPr>
+    </w:lvl>
+    <w:lvl w:ilvl="8" w:tplc="0422001B" w:tentative="1">
+      <w:start w:val="1"/>
+      <w:numFmt w:val="lowerRoman"/>
+      <w:lvlText w:val="%9."/>
+      <w:lvlJc w:val="right"/>
+      <w:pPr>
+        <w:ind w:left="6971" w:hanging="180"/>
+      </w:pPr>
+    </w:lvl>
+  </w:abstractNum>
+  <w:abstractNum w:abstractNumId="5" w15:restartNumberingAfterBreak="0">
+    <w:nsid w:val="3D860CAC"/>
+    <w:multiLevelType w:val="hybridMultilevel"/>
+    <w:tmpl w:val="7EA4E510"/>
+    <w:lvl w:ilvl="0" w:tplc="33E42936">
+      <w:numFmt w:val="bullet"/>
+      <w:lvlText w:val="-"/>
+      <w:lvlJc w:val="left"/>
+      <w:pPr>
+        <w:ind w:left="1211" w:hanging="360"/>
+      </w:pPr>
+      <w:rPr>
+        <w:rFonts w:ascii="Times New Roman" w:eastAsia="Times New Roman" w:hAnsi="Times New Roman" w:cs="Times New Roman" w:hint="default"/>
+      </w:rPr>
+    </w:lvl>
+    <w:lvl w:ilvl="1" w:tplc="04220003" w:tentative="1">
+      <w:start w:val="1"/>
+      <w:numFmt w:val="bullet"/>
+      <w:lvlText w:val="o"/>
+      <w:lvlJc w:val="left"/>
+      <w:pPr>
+        <w:ind w:left="1931" w:hanging="360"/>
+      </w:pPr>
+      <w:rPr>
+        <w:rFonts w:ascii="Courier New" w:hAnsi="Courier New" w:cs="Courier New" w:hint="default"/>
+      </w:rPr>
+    </w:lvl>
+    <w:lvl w:ilvl="2" w:tplc="04220005" w:tentative="1">
+      <w:start w:val="1"/>
+      <w:numFmt w:val="bullet"/>
+      <w:lvlText w:val=""/>
+      <w:lvlJc w:val="left"/>
+      <w:pPr>
+        <w:ind w:left="2651" w:hanging="360"/>
+      </w:pPr>
+      <w:rPr>
+        <w:rFonts w:ascii="Wingdings" w:hAnsi="Wingdings" w:hint="default"/>
+      </w:rPr>
+    </w:lvl>
+    <w:lvl w:ilvl="3" w:tplc="04220001" w:tentative="1">
+      <w:start w:val="1"/>
+      <w:numFmt w:val="bullet"/>
+      <w:lvlText w:val=""/>
+      <w:lvlJc w:val="left"/>
+      <w:pPr>
+        <w:ind w:left="3371" w:hanging="360"/>
+      </w:pPr>
+      <w:rPr>
+        <w:rFonts w:ascii="Symbol" w:hAnsi="Symbol" w:hint="default"/>
+      </w:rPr>
+    </w:lvl>
+    <w:lvl w:ilvl="4" w:tplc="04220003" w:tentative="1">
+      <w:start w:val="1"/>
+      <w:numFmt w:val="bullet"/>
+      <w:lvlText w:val="o"/>
+      <w:lvlJc w:val="left"/>
+      <w:pPr>
+        <w:ind w:left="4091" w:hanging="360"/>
+      </w:pPr>
+      <w:rPr>
+        <w:rFonts w:ascii="Courier New" w:hAnsi="Courier New" w:cs="Courier New" w:hint="default"/>
+      </w:rPr>
+    </w:lvl>
+    <w:lvl w:ilvl="5" w:tplc="04220005" w:tentative="1">
+      <w:start w:val="1"/>
+      <w:numFmt w:val="bullet"/>
+      <w:lvlText w:val=""/>
+      <w:lvlJc w:val="left"/>
+      <w:pPr>
+        <w:ind w:left="4811" w:hanging="360"/>
+      </w:pPr>
+      <w:rPr>
+        <w:rFonts w:ascii="Wingdings" w:hAnsi="Wingdings" w:hint="default"/>
+      </w:rPr>
+    </w:lvl>
+    <w:lvl w:ilvl="6" w:tplc="04220001" w:tentative="1">
+      <w:start w:val="1"/>
+      <w:numFmt w:val="bullet"/>
+      <w:lvlText w:val=""/>
+      <w:lvlJc w:val="left"/>
+      <w:pPr>
+        <w:ind w:left="5531" w:hanging="360"/>
+      </w:pPr>
+      <w:rPr>
+        <w:rFonts w:ascii="Symbol" w:hAnsi="Symbol" w:hint="default"/>
+      </w:rPr>
+    </w:lvl>
+    <w:lvl w:ilvl="7" w:tplc="04220003" w:tentative="1">
+      <w:start w:val="1"/>
+      <w:numFmt w:val="bullet"/>
+      <w:lvlText w:val="o"/>
+      <w:lvlJc w:val="left"/>
+      <w:pPr>
+        <w:ind w:left="6251" w:hanging="360"/>
+      </w:pPr>
+      <w:rPr>
+        <w:rFonts w:ascii="Courier New" w:hAnsi="Courier New" w:cs="Courier New" w:hint="default"/>
+      </w:rPr>
+    </w:lvl>
+    <w:lvl w:ilvl="8" w:tplc="04220005" w:tentative="1">
+      <w:start w:val="1"/>
+      <w:numFmt w:val="bullet"/>
+      <w:lvlText w:val=""/>
+      <w:lvlJc w:val="left"/>
+      <w:pPr>
+        <w:ind w:left="6971" w:hanging="360"/>
+      </w:pPr>
+      <w:rPr>
+        <w:rFonts w:ascii="Wingdings" w:hAnsi="Wingdings" w:hint="default"/>
+      </w:rPr>
+    </w:lvl>
+  </w:abstractNum>
+  <w:abstractNum w:abstractNumId="6" w15:restartNumberingAfterBreak="0">
     <w:nsid w:val="47990B94"/>
     <w:multiLevelType w:val="hybridMultilevel"/>
     <w:tmpl w:val="AA2499B8"/>
@@ -1103,7 +2351,7 @@
       </w:rPr>
     </w:lvl>
   </w:abstractNum>
-  <w:abstractNum w:abstractNumId="5" w15:restartNumberingAfterBreak="0">
+  <w:abstractNum w:abstractNumId="7" w15:restartNumberingAfterBreak="0">
     <w:nsid w:val="48EC40D5"/>
     <w:multiLevelType w:val="hybridMultilevel"/>
     <w:tmpl w:val="A5867A56"/>
@@ -1192,7 +2440,7 @@
       </w:pPr>
     </w:lvl>
   </w:abstractNum>
-  <w:abstractNum w:abstractNumId="6" w15:restartNumberingAfterBreak="0">
+  <w:abstractNum w:abstractNumId="8" w15:restartNumberingAfterBreak="0">
     <w:nsid w:val="59E57769"/>
     <w:multiLevelType w:val="hybridMultilevel"/>
     <w:tmpl w:val="F91648CA"/>
@@ -1281,7 +2529,119 @@
       </w:pPr>
     </w:lvl>
   </w:abstractNum>
-  <w:abstractNum w:abstractNumId="7" w15:restartNumberingAfterBreak="0">
+  <w:abstractNum w:abstractNumId="9" w15:restartNumberingAfterBreak="0">
+    <w:nsid w:val="677E2152"/>
+    <w:multiLevelType w:val="hybridMultilevel"/>
+    <w:tmpl w:val="59DE0154"/>
+    <w:lvl w:ilvl="0" w:tplc="5D74C238">
+      <w:numFmt w:val="bullet"/>
+      <w:lvlText w:val="-"/>
+      <w:lvlJc w:val="left"/>
+      <w:pPr>
+        <w:ind w:left="1211" w:hanging="360"/>
+      </w:pPr>
+      <w:rPr>
+        <w:rFonts w:ascii="Times New Roman" w:eastAsia="Times New Roman" w:hAnsi="Times New Roman" w:cs="Times New Roman" w:hint="default"/>
+      </w:rPr>
+    </w:lvl>
+    <w:lvl w:ilvl="1" w:tplc="04220003" w:tentative="1">
+      <w:start w:val="1"/>
+      <w:numFmt w:val="bullet"/>
+      <w:lvlText w:val="o"/>
+      <w:lvlJc w:val="left"/>
+      <w:pPr>
+        <w:ind w:left="1931" w:hanging="360"/>
+      </w:pPr>
+      <w:rPr>
+        <w:rFonts w:ascii="Courier New" w:hAnsi="Courier New" w:cs="Courier New" w:hint="default"/>
+      </w:rPr>
+    </w:lvl>
+    <w:lvl w:ilvl="2" w:tplc="04220005" w:tentative="1">
+      <w:start w:val="1"/>
+      <w:numFmt w:val="bullet"/>
+      <w:lvlText w:val=""/>
+      <w:lvlJc w:val="left"/>
+      <w:pPr>
+        <w:ind w:left="2651" w:hanging="360"/>
+      </w:pPr>
+      <w:rPr>
+        <w:rFonts w:ascii="Wingdings" w:hAnsi="Wingdings" w:hint="default"/>
+      </w:rPr>
+    </w:lvl>
+    <w:lvl w:ilvl="3" w:tplc="04220001" w:tentative="1">
+      <w:start w:val="1"/>
+      <w:numFmt w:val="bullet"/>
+      <w:lvlText w:val=""/>
+      <w:lvlJc w:val="left"/>
+      <w:pPr>
+        <w:ind w:left="3371" w:hanging="360"/>
+      </w:pPr>
+      <w:rPr>
+        <w:rFonts w:ascii="Symbol" w:hAnsi="Symbol" w:hint="default"/>
+      </w:rPr>
+    </w:lvl>
+    <w:lvl w:ilvl="4" w:tplc="04220003" w:tentative="1">
+      <w:start w:val="1"/>
+      <w:numFmt w:val="bullet"/>
+      <w:lvlText w:val="o"/>
+      <w:lvlJc w:val="left"/>
+      <w:pPr>
+        <w:ind w:left="4091" w:hanging="360"/>
+      </w:pPr>
+      <w:rPr>
+        <w:rFonts w:ascii="Courier New" w:hAnsi="Courier New" w:cs="Courier New" w:hint="default"/>
+      </w:rPr>
+    </w:lvl>
+    <w:lvl w:ilvl="5" w:tplc="04220005" w:tentative="1">
+      <w:start w:val="1"/>
+      <w:numFmt w:val="bullet"/>
+      <w:lvlText w:val=""/>
+      <w:lvlJc w:val="left"/>
+      <w:pPr>
+        <w:ind w:left="4811" w:hanging="360"/>
+      </w:pPr>
+      <w:rPr>
+        <w:rFonts w:ascii="Wingdings" w:hAnsi="Wingdings" w:hint="default"/>
+      </w:rPr>
+    </w:lvl>
+    <w:lvl w:ilvl="6" w:tplc="04220001" w:tentative="1">
+      <w:start w:val="1"/>
+      <w:numFmt w:val="bullet"/>
+      <w:lvlText w:val=""/>
+      <w:lvlJc w:val="left"/>
+      <w:pPr>
+        <w:ind w:left="5531" w:hanging="360"/>
+      </w:pPr>
+      <w:rPr>
+        <w:rFonts w:ascii="Symbol" w:hAnsi="Symbol" w:hint="default"/>
+      </w:rPr>
+    </w:lvl>
+    <w:lvl w:ilvl="7" w:tplc="04220003" w:tentative="1">
+      <w:start w:val="1"/>
+      <w:numFmt w:val="bullet"/>
+      <w:lvlText w:val="o"/>
+      <w:lvlJc w:val="left"/>
+      <w:pPr>
+        <w:ind w:left="6251" w:hanging="360"/>
+      </w:pPr>
+      <w:rPr>
+        <w:rFonts w:ascii="Courier New" w:hAnsi="Courier New" w:cs="Courier New" w:hint="default"/>
+      </w:rPr>
+    </w:lvl>
+    <w:lvl w:ilvl="8" w:tplc="04220005" w:tentative="1">
+      <w:start w:val="1"/>
+      <w:numFmt w:val="bullet"/>
+      <w:lvlText w:val=""/>
+      <w:lvlJc w:val="left"/>
+      <w:pPr>
+        <w:ind w:left="6971" w:hanging="360"/>
+      </w:pPr>
+      <w:rPr>
+        <w:rFonts w:ascii="Wingdings" w:hAnsi="Wingdings" w:hint="default"/>
+      </w:rPr>
+    </w:lvl>
+  </w:abstractNum>
+  <w:abstractNum w:abstractNumId="10" w15:restartNumberingAfterBreak="0">
     <w:nsid w:val="748903EC"/>
     <w:multiLevelType w:val="hybridMultilevel"/>
     <w:tmpl w:val="33A80580"/>
@@ -1370,7 +2730,7 @@
       </w:pPr>
     </w:lvl>
   </w:abstractNum>
-  <w:abstractNum w:abstractNumId="8" w15:restartNumberingAfterBreak="0">
+  <w:abstractNum w:abstractNumId="11" w15:restartNumberingAfterBreak="0">
     <w:nsid w:val="795D4379"/>
     <w:multiLevelType w:val="hybridMultilevel"/>
     <w:tmpl w:val="C21A163C"/>
@@ -1483,31 +2843,40 @@
     </w:lvl>
   </w:abstractNum>
   <w:num w:numId="1" w16cid:durableId="1471048762">
-    <w:abstractNumId w:val="8"/>
+    <w:abstractNumId w:val="11"/>
   </w:num>
   <w:num w:numId="2" w16cid:durableId="2123066900">
     <w:abstractNumId w:val="2"/>
   </w:num>
   <w:num w:numId="3" w16cid:durableId="343481994">
-    <w:abstractNumId w:val="7"/>
+    <w:abstractNumId w:val="10"/>
   </w:num>
   <w:num w:numId="4" w16cid:durableId="730664261">
-    <w:abstractNumId w:val="5"/>
+    <w:abstractNumId w:val="7"/>
   </w:num>
   <w:num w:numId="5" w16cid:durableId="437212661">
     <w:abstractNumId w:val="3"/>
   </w:num>
   <w:num w:numId="6" w16cid:durableId="24135333">
-    <w:abstractNumId w:val="6"/>
+    <w:abstractNumId w:val="8"/>
   </w:num>
   <w:num w:numId="7" w16cid:durableId="599875793">
-    <w:abstractNumId w:val="4"/>
+    <w:abstractNumId w:val="6"/>
   </w:num>
   <w:num w:numId="8" w16cid:durableId="1837647382">
     <w:abstractNumId w:val="1"/>
   </w:num>
   <w:num w:numId="9" w16cid:durableId="1053768888">
     <w:abstractNumId w:val="0"/>
+  </w:num>
+  <w:num w:numId="10" w16cid:durableId="870845173">
+    <w:abstractNumId w:val="5"/>
+  </w:num>
+  <w:num w:numId="11" w16cid:durableId="1618563281">
+    <w:abstractNumId w:val="9"/>
+  </w:num>
+  <w:num w:numId="12" w16cid:durableId="275068321">
+    <w:abstractNumId w:val="4"/>
   </w:num>
 </w:numbering>
 </file>
@@ -2091,7 +3460,7 @@
     <w:next w:val="P"/>
     <w:link w:val="H1Char"/>
     <w:qFormat/>
-    <w:rsid w:val="009C455E"/>
+    <w:rsid w:val="00CB62B9"/>
     <w:pPr>
       <w:ind w:firstLine="0"/>
       <w:jc w:val="center"/>
@@ -2100,7 +3469,7 @@
       <w:rFonts w:ascii="Times New Roman" w:hAnsi="Times New Roman" w:cs="Times New Roman"/>
       <w:b/>
       <w:bCs/>
-      <w:caps/>
+      <w:smallCaps/>
       <w:color w:val="000000" w:themeColor="text1"/>
       <w:sz w:val="28"/>
       <w:szCs w:val="28"/>
@@ -2124,12 +3493,12 @@
     <w:name w:val="H1 Char"/>
     <w:basedOn w:val="10"/>
     <w:link w:val="H1"/>
-    <w:rsid w:val="009C455E"/>
+    <w:rsid w:val="00CB62B9"/>
     <w:rPr>
       <w:rFonts w:ascii="Times New Roman" w:eastAsiaTheme="majorEastAsia" w:hAnsi="Times New Roman" w:cs="Times New Roman"/>
       <w:b/>
       <w:bCs/>
-      <w:caps/>
+      <w:smallCaps/>
       <w:color w:val="000000" w:themeColor="text1"/>
       <w:sz w:val="28"/>
       <w:szCs w:val="28"/>

--- a/32UP Upravlinnja projektamy/5/KNT-122_Onyshchenko_Variant-19_PR5.docx
+++ b/32UP Upravlinnja projektamy/5/KNT-122_Onyshchenko_Variant-19_PR5.docx
@@ -1600,7 +1600,10 @@
         </w:numPr>
       </w:pPr>
       <w:r>
-        <w:t>Як користувач, я хочу виходити з акаунту, щоб змінювати налаштування застосунку під різні ситуації.</w:t>
+        <w:t>Як користувач, я хочу виходити з акаунту, щоб змінювати налаштування застосунку під різні ситуації</w:t>
+      </w:r>
+      <w:r>
+        <w:t>;</w:t>
       </w:r>
     </w:p>
     <w:p>
@@ -1624,7 +1627,10 @@
         </w:numPr>
       </w:pPr>
       <w:r>
-        <w:t>Як адміністратор, я хочу додавати нові переклади Біблії, щоб програмою могли користуватися більше людей;</w:t>
+        <w:t>Як адміністратор, я хочу додавати нові переклади Біблії, щоб програмою могли користуватися більше людей</w:t>
+      </w:r>
+      <w:r>
+        <w:t>.</w:t>
       </w:r>
     </w:p>
     <w:p>
@@ -1634,13 +1640,73 @@
     </w:p>
     <w:p>
       <w:pPr>
+        <w:pStyle w:val="P"/>
+      </w:pPr>
+      <w:r>
+        <w:lastRenderedPageBreak/>
+        <w:drawing>
+          <wp:inline distT="0" distB="0" distL="0" distR="0" wp14:anchorId="4860539E" wp14:editId="33BC1DDE">
+            <wp:extent cx="5731510" cy="4719320"/>
+            <wp:effectExtent l="0" t="0" r="2540" b="5080"/>
+            <wp:docPr id="440718934" name="Рисунок 1" descr="Зображення, що містить текст, знімок екрана, рослина&#10;&#10;Вміст, створений ШІ, може бути неправильним."/>
+            <wp:cNvGraphicFramePr>
+              <a:graphicFrameLocks xmlns:a="http://schemas.openxmlformats.org/drawingml/2006/main" noChangeAspect="1"/>
+            </wp:cNvGraphicFramePr>
+            <a:graphic xmlns:a="http://schemas.openxmlformats.org/drawingml/2006/main">
+              <a:graphicData uri="http://schemas.openxmlformats.org/drawingml/2006/picture">
+                <pic:pic xmlns:pic="http://schemas.openxmlformats.org/drawingml/2006/picture">
+                  <pic:nvPicPr>
+                    <pic:cNvPr id="440718934" name="Рисунок 1" descr="Зображення, що містить текст, знімок екрана, рослина&#10;&#10;Вміст, створений ШІ, може бути неправильним."/>
+                    <pic:cNvPicPr/>
+                  </pic:nvPicPr>
+                  <pic:blipFill>
+                    <a:blip r:embed="rId17"/>
+                    <a:stretch>
+                      <a:fillRect/>
+                    </a:stretch>
+                  </pic:blipFill>
+                  <pic:spPr>
+                    <a:xfrm>
+                      <a:off x="0" y="0"/>
+                      <a:ext cx="5731510" cy="4719320"/>
+                    </a:xfrm>
+                    <a:prstGeom prst="rect">
+                      <a:avLst/>
+                    </a:prstGeom>
+                  </pic:spPr>
+                </pic:pic>
+              </a:graphicData>
+            </a:graphic>
+          </wp:inline>
+        </w:drawing>
+      </w:r>
+    </w:p>
+    <w:p>
+      <w:pPr>
+        <w:pStyle w:val="P"/>
+      </w:pPr>
+      <w:r>
+        <w:t>Рисунок 2.1 – Додавання картки з шаблону</w:t>
+      </w:r>
+    </w:p>
+    <w:p>
+      <w:pPr>
+        <w:pStyle w:val="P"/>
+      </w:pPr>
+    </w:p>
+    <w:p>
+      <w:pPr>
+        <w:pStyle w:val="P"/>
+      </w:pPr>
+    </w:p>
+    <w:p>
+      <w:pPr>
         <w:pStyle w:val="H1"/>
         <w:rPr>
           <w:lang w:val="en-US"/>
         </w:rPr>
       </w:pPr>
       <w:r>
-        <w:lastRenderedPageBreak/>
         <w:t>Питання</w:t>
       </w:r>
     </w:p>
